--- a/a7/packages/A7 Unit 3 - Exponents and Scientific Notation/Assessments/A7 3  Unit Review.docx
+++ b/a7/packages/A7 Unit 3 - Exponents and Scientific Notation/Assessments/A7 3  Unit Review.docx
@@ -2962,8 +2962,244 @@
             <w:r>
               <w:drawing>
                 <wp:inline xmlns:a="http://schemas.openxmlformats.org/drawingml/2006/main" xmlns:pic="http://schemas.openxmlformats.org/drawingml/2006/picture">
+                  <wp:extent cx="182880" cy="118872"/>
+                  <wp:docPr id="30" name="Picture 30"/>
+                  <wp:cNvGraphicFramePr>
+                    <a:graphicFrameLocks noChangeAspect="1"/>
+                  </wp:cNvGraphicFramePr>
+                  <a:graphic>
+                    <a:graphicData uri="http://schemas.openxmlformats.org/drawingml/2006/picture">
+                      <pic:pic>
+                        <pic:nvPicPr>
+                          <pic:cNvPr id="0" name="3de0dc9a93f508f2.png"/>
+                          <pic:cNvPicPr/>
+                        </pic:nvPicPr>
+                        <pic:blipFill>
+                          <a:blip r:embed="rId36"/>
+                          <a:stretch>
+                            <a:fillRect/>
+                          </a:stretch>
+                        </pic:blipFill>
+                        <pic:spPr>
+                          <a:xfrm>
+                            <a:off x="0" y="0"/>
+                            <a:ext cx="182880" cy="118872"/>
+                          </a:xfrm>
+                          <a:prstGeom prst="rect"/>
+                        </pic:spPr>
+                      </pic:pic>
+                    </a:graphicData>
+                  </a:graphic>
+                </wp:inline>
+              </w:drawing>
+            </w:r>
+          </w:p>
+          <w:p>
+            <w:pPr>
+              <w:spacing w:before="40" w:after="40"/>
+              <w:ind w:left="1300" w:hanging="380"/>
+            </w:pPr>
+            <w:r>
+              <w:rPr>
+                <w:rFonts w:ascii="FreeSerif" w:hAnsi="FreeSerif" w:eastAsia="FreeSerif"/>
+                <w:b w:val="0"/>
+                <w:i w:val="0"/>
+                <w:color w:val="1A1A1A"/>
+                <w:sz w:val="22"/>
+              </w:rPr>
+              <w:t xml:space="preserve">□   </w:t>
+            </w:r>
+            <w:r>
+              <w:rPr>
+                <w:b w:val="0"/>
+                <w:i w:val="0"/>
+                <w:color w:val="1A1A1A"/>
+                <w:sz w:val="22"/>
+              </w:rPr>
+              <w:t xml:space="preserve">B.  </w:t>
+            </w:r>
+            <w:r>
+              <w:drawing>
+                <wp:inline xmlns:a="http://schemas.openxmlformats.org/drawingml/2006/main" xmlns:pic="http://schemas.openxmlformats.org/drawingml/2006/picture">
+                  <wp:extent cx="179832" cy="118872"/>
+                  <wp:docPr id="31" name="Picture 31"/>
+                  <wp:cNvGraphicFramePr>
+                    <a:graphicFrameLocks noChangeAspect="1"/>
+                  </wp:cNvGraphicFramePr>
+                  <a:graphic>
+                    <a:graphicData uri="http://schemas.openxmlformats.org/drawingml/2006/picture">
+                      <pic:pic>
+                        <pic:nvPicPr>
+                          <pic:cNvPr id="0" name="e350934bdbb06339.png"/>
+                          <pic:cNvPicPr/>
+                        </pic:nvPicPr>
+                        <pic:blipFill>
+                          <a:blip r:embed="rId37"/>
+                          <a:stretch>
+                            <a:fillRect/>
+                          </a:stretch>
+                        </pic:blipFill>
+                        <pic:spPr>
+                          <a:xfrm>
+                            <a:off x="0" y="0"/>
+                            <a:ext cx="179832" cy="118872"/>
+                          </a:xfrm>
+                          <a:prstGeom prst="rect"/>
+                        </pic:spPr>
+                      </pic:pic>
+                    </a:graphicData>
+                  </a:graphic>
+                </wp:inline>
+              </w:drawing>
+            </w:r>
+          </w:p>
+          <w:p>
+            <w:pPr>
+              <w:spacing w:before="40" w:after="40"/>
+              <w:ind w:left="1300" w:hanging="380"/>
+            </w:pPr>
+            <w:r>
+              <w:rPr>
+                <w:rFonts w:ascii="FreeSerif" w:hAnsi="FreeSerif" w:eastAsia="FreeSerif"/>
+                <w:b w:val="0"/>
+                <w:i w:val="0"/>
+                <w:color w:val="1A1A1A"/>
+                <w:sz w:val="22"/>
+              </w:rPr>
+              <w:t xml:space="preserve">□   </w:t>
+            </w:r>
+            <w:r>
+              <w:rPr>
+                <w:b w:val="0"/>
+                <w:i w:val="0"/>
+                <w:color w:val="1A1A1A"/>
+                <w:sz w:val="22"/>
+              </w:rPr>
+              <w:t xml:space="preserve">C.  </w:t>
+            </w:r>
+            <w:r>
+              <w:drawing>
+                <wp:inline xmlns:a="http://schemas.openxmlformats.org/drawingml/2006/main" xmlns:pic="http://schemas.openxmlformats.org/drawingml/2006/picture">
+                  <wp:extent cx="457200" cy="143256"/>
+                  <wp:docPr id="32" name="Picture 32"/>
+                  <wp:cNvGraphicFramePr>
+                    <a:graphicFrameLocks noChangeAspect="1"/>
+                  </wp:cNvGraphicFramePr>
+                  <a:graphic>
+                    <a:graphicData uri="http://schemas.openxmlformats.org/drawingml/2006/picture">
+                      <pic:pic>
+                        <pic:nvPicPr>
+                          <pic:cNvPr id="0" name="30fbaeda47054d73.png"/>
+                          <pic:cNvPicPr/>
+                        </pic:nvPicPr>
+                        <pic:blipFill>
+                          <a:blip r:embed="rId38"/>
+                          <a:stretch>
+                            <a:fillRect/>
+                          </a:stretch>
+                        </pic:blipFill>
+                        <pic:spPr>
+                          <a:xfrm>
+                            <a:off x="0" y="0"/>
+                            <a:ext cx="457200" cy="143256"/>
+                          </a:xfrm>
+                          <a:prstGeom prst="rect"/>
+                        </pic:spPr>
+                      </pic:pic>
+                    </a:graphicData>
+                  </a:graphic>
+                </wp:inline>
+              </w:drawing>
+            </w:r>
+          </w:p>
+          <w:p>
+            <w:pPr>
+              <w:spacing w:before="40" w:after="40"/>
+              <w:ind w:left="1300" w:hanging="380"/>
+            </w:pPr>
+            <w:r>
+              <w:rPr>
+                <w:rFonts w:ascii="FreeSerif" w:hAnsi="FreeSerif" w:eastAsia="FreeSerif"/>
+                <w:b w:val="0"/>
+                <w:i w:val="0"/>
+                <w:color w:val="1A1A1A"/>
+                <w:sz w:val="22"/>
+              </w:rPr>
+              <w:t xml:space="preserve">□   </w:t>
+            </w:r>
+            <w:r>
+              <w:rPr>
+                <w:b w:val="0"/>
+                <w:i w:val="0"/>
+                <w:color w:val="1A1A1A"/>
+                <w:sz w:val="22"/>
+              </w:rPr>
+              <w:t xml:space="preserve">D.  </w:t>
+            </w:r>
+            <w:r>
+              <w:drawing>
+                <wp:inline xmlns:a="http://schemas.openxmlformats.org/drawingml/2006/main" xmlns:pic="http://schemas.openxmlformats.org/drawingml/2006/picture">
+                  <wp:extent cx="109728" cy="252984"/>
+                  <wp:docPr id="33" name="Picture 33"/>
+                  <wp:cNvGraphicFramePr>
+                    <a:graphicFrameLocks noChangeAspect="1"/>
+                  </wp:cNvGraphicFramePr>
+                  <a:graphic>
+                    <a:graphicData uri="http://schemas.openxmlformats.org/drawingml/2006/picture">
+                      <pic:pic>
+                        <pic:nvPicPr>
+                          <pic:cNvPr id="0" name="2afc6b35919d81c4.png"/>
+                          <pic:cNvPicPr/>
+                        </pic:nvPicPr>
+                        <pic:blipFill>
+                          <a:blip r:embed="rId39"/>
+                          <a:stretch>
+                            <a:fillRect/>
+                          </a:stretch>
+                        </pic:blipFill>
+                        <pic:spPr>
+                          <a:xfrm>
+                            <a:off x="0" y="0"/>
+                            <a:ext cx="109728" cy="252984"/>
+                          </a:xfrm>
+                          <a:prstGeom prst="rect"/>
+                        </pic:spPr>
+                      </pic:pic>
+                    </a:graphicData>
+                  </a:graphic>
+                </wp:inline>
+              </w:drawing>
+            </w:r>
+          </w:p>
+          <w:p>
+            <w:pPr>
+              <w:spacing w:before="40" w:after="40"/>
+              <w:ind w:left="1300" w:hanging="380"/>
+            </w:pPr>
+            <w:r>
+              <w:rPr>
+                <w:rFonts w:ascii="FreeSerif" w:hAnsi="FreeSerif" w:eastAsia="FreeSerif"/>
+                <w:b w:val="0"/>
+                <w:i w:val="0"/>
+                <w:color w:val="1A1A1A"/>
+                <w:sz w:val="22"/>
+              </w:rPr>
+              <w:t xml:space="preserve">□   </w:t>
+            </w:r>
+            <w:r>
+              <w:rPr>
+                <w:b w:val="0"/>
+                <w:i w:val="0"/>
+                <w:color w:val="1A1A1A"/>
+                <w:sz w:val="22"/>
+              </w:rPr>
+              <w:t xml:space="preserve">E.  </w:t>
+            </w:r>
+            <w:r>
+              <w:drawing>
+                <wp:inline xmlns:a="http://schemas.openxmlformats.org/drawingml/2006/main" xmlns:pic="http://schemas.openxmlformats.org/drawingml/2006/picture">
                   <wp:extent cx="60960" cy="216408"/>
-                  <wp:docPr id="30" name="Picture 30"/>
+                  <wp:docPr id="34" name="Picture 34"/>
                   <wp:cNvGraphicFramePr>
                     <a:graphicFrameLocks noChangeAspect="1"/>
                   </wp:cNvGraphicFramePr>
@@ -2975,7 +3211,7 @@
                           <pic:cNvPicPr/>
                         </pic:nvPicPr>
                         <pic:blipFill>
-                          <a:blip r:embed="rId36"/>
+                          <a:blip r:embed="rId40"/>
                           <a:stretch>
                             <a:fillRect/>
                           </a:stretch>
@@ -3016,131 +3252,13 @@
                 <w:color w:val="1A1A1A"/>
                 <w:sz w:val="22"/>
               </w:rPr>
-              <w:t xml:space="preserve">B.  </w:t>
-            </w:r>
-            <w:r>
-              <w:drawing>
-                <wp:inline xmlns:a="http://schemas.openxmlformats.org/drawingml/2006/main" xmlns:pic="http://schemas.openxmlformats.org/drawingml/2006/picture">
-                  <wp:extent cx="109728" cy="252984"/>
-                  <wp:docPr id="31" name="Picture 31"/>
-                  <wp:cNvGraphicFramePr>
-                    <a:graphicFrameLocks noChangeAspect="1"/>
-                  </wp:cNvGraphicFramePr>
-                  <a:graphic>
-                    <a:graphicData uri="http://schemas.openxmlformats.org/drawingml/2006/picture">
-                      <pic:pic>
-                        <pic:nvPicPr>
-                          <pic:cNvPr id="0" name="2afc6b35919d81c4.png"/>
-                          <pic:cNvPicPr/>
-                        </pic:nvPicPr>
-                        <pic:blipFill>
-                          <a:blip r:embed="rId37"/>
-                          <a:stretch>
-                            <a:fillRect/>
-                          </a:stretch>
-                        </pic:blipFill>
-                        <pic:spPr>
-                          <a:xfrm>
-                            <a:off x="0" y="0"/>
-                            <a:ext cx="109728" cy="252984"/>
-                          </a:xfrm>
-                          <a:prstGeom prst="rect"/>
-                        </pic:spPr>
-                      </pic:pic>
-                    </a:graphicData>
-                  </a:graphic>
-                </wp:inline>
-              </w:drawing>
-            </w:r>
-          </w:p>
-          <w:p>
-            <w:pPr>
-              <w:spacing w:before="40" w:after="40"/>
-              <w:ind w:left="1300" w:hanging="380"/>
-            </w:pPr>
-            <w:r>
-              <w:rPr>
-                <w:rFonts w:ascii="FreeSerif" w:hAnsi="FreeSerif" w:eastAsia="FreeSerif"/>
-                <w:b w:val="0"/>
-                <w:i w:val="0"/>
-                <w:color w:val="1A1A1A"/>
-                <w:sz w:val="22"/>
-              </w:rPr>
-              <w:t xml:space="preserve">□   </w:t>
-            </w:r>
-            <w:r>
-              <w:rPr>
-                <w:b w:val="0"/>
-                <w:i w:val="0"/>
-                <w:color w:val="1A1A1A"/>
-                <w:sz w:val="22"/>
-              </w:rPr>
-              <w:t xml:space="preserve">C.  </w:t>
-            </w:r>
-            <w:r>
-              <w:drawing>
-                <wp:inline xmlns:a="http://schemas.openxmlformats.org/drawingml/2006/main" xmlns:pic="http://schemas.openxmlformats.org/drawingml/2006/picture">
-                  <wp:extent cx="179832" cy="118872"/>
-                  <wp:docPr id="32" name="Picture 32"/>
-                  <wp:cNvGraphicFramePr>
-                    <a:graphicFrameLocks noChangeAspect="1"/>
-                  </wp:cNvGraphicFramePr>
-                  <a:graphic>
-                    <a:graphicData uri="http://schemas.openxmlformats.org/drawingml/2006/picture">
-                      <pic:pic>
-                        <pic:nvPicPr>
-                          <pic:cNvPr id="0" name="e350934bdbb06339.png"/>
-                          <pic:cNvPicPr/>
-                        </pic:nvPicPr>
-                        <pic:blipFill>
-                          <a:blip r:embed="rId38"/>
-                          <a:stretch>
-                            <a:fillRect/>
-                          </a:stretch>
-                        </pic:blipFill>
-                        <pic:spPr>
-                          <a:xfrm>
-                            <a:off x="0" y="0"/>
-                            <a:ext cx="179832" cy="118872"/>
-                          </a:xfrm>
-                          <a:prstGeom prst="rect"/>
-                        </pic:spPr>
-                      </pic:pic>
-                    </a:graphicData>
-                  </a:graphic>
-                </wp:inline>
-              </w:drawing>
-            </w:r>
-          </w:p>
-          <w:p>
-            <w:pPr>
-              <w:spacing w:before="40" w:after="40"/>
-              <w:ind w:left="1300" w:hanging="380"/>
-            </w:pPr>
-            <w:r>
-              <w:rPr>
-                <w:rFonts w:ascii="FreeSerif" w:hAnsi="FreeSerif" w:eastAsia="FreeSerif"/>
-                <w:b w:val="0"/>
-                <w:i w:val="0"/>
-                <w:color w:val="1A1A1A"/>
-                <w:sz w:val="22"/>
-              </w:rPr>
-              <w:t xml:space="preserve">□   </w:t>
-            </w:r>
-            <w:r>
-              <w:rPr>
-                <w:b w:val="0"/>
-                <w:i w:val="0"/>
-                <w:color w:val="1A1A1A"/>
-                <w:sz w:val="22"/>
-              </w:rPr>
-              <w:t xml:space="preserve">D.  </w:t>
+              <w:t xml:space="preserve">F.  </w:t>
             </w:r>
             <w:r>
               <w:drawing>
                 <wp:inline xmlns:a="http://schemas.openxmlformats.org/drawingml/2006/main" xmlns:pic="http://schemas.openxmlformats.org/drawingml/2006/picture">
                   <wp:extent cx="274320" cy="216408"/>
-                  <wp:docPr id="33" name="Picture 33"/>
+                  <wp:docPr id="35" name="Picture 35"/>
                   <wp:cNvGraphicFramePr>
                     <a:graphicFrameLocks noChangeAspect="1"/>
                   </wp:cNvGraphicFramePr>
@@ -3152,7 +3270,7 @@
                           <pic:cNvPicPr/>
                         </pic:nvPicPr>
                         <pic:blipFill>
-                          <a:blip r:embed="rId39"/>
+                          <a:blip r:embed="rId41"/>
                           <a:stretch>
                             <a:fillRect/>
                           </a:stretch>
@@ -3161,124 +3279,6 @@
                           <a:xfrm>
                             <a:off x="0" y="0"/>
                             <a:ext cx="274320" cy="216408"/>
-                          </a:xfrm>
-                          <a:prstGeom prst="rect"/>
-                        </pic:spPr>
-                      </pic:pic>
-                    </a:graphicData>
-                  </a:graphic>
-                </wp:inline>
-              </w:drawing>
-            </w:r>
-          </w:p>
-          <w:p>
-            <w:pPr>
-              <w:spacing w:before="40" w:after="40"/>
-              <w:ind w:left="1300" w:hanging="380"/>
-            </w:pPr>
-            <w:r>
-              <w:rPr>
-                <w:rFonts w:ascii="FreeSerif" w:hAnsi="FreeSerif" w:eastAsia="FreeSerif"/>
-                <w:b w:val="0"/>
-                <w:i w:val="0"/>
-                <w:color w:val="1A1A1A"/>
-                <w:sz w:val="22"/>
-              </w:rPr>
-              <w:t xml:space="preserve">□   </w:t>
-            </w:r>
-            <w:r>
-              <w:rPr>
-                <w:b w:val="0"/>
-                <w:i w:val="0"/>
-                <w:color w:val="1A1A1A"/>
-                <w:sz w:val="22"/>
-              </w:rPr>
-              <w:t xml:space="preserve">E.  </w:t>
-            </w:r>
-            <w:r>
-              <w:drawing>
-                <wp:inline xmlns:a="http://schemas.openxmlformats.org/drawingml/2006/main" xmlns:pic="http://schemas.openxmlformats.org/drawingml/2006/picture">
-                  <wp:extent cx="457200" cy="143256"/>
-                  <wp:docPr id="34" name="Picture 34"/>
-                  <wp:cNvGraphicFramePr>
-                    <a:graphicFrameLocks noChangeAspect="1"/>
-                  </wp:cNvGraphicFramePr>
-                  <a:graphic>
-                    <a:graphicData uri="http://schemas.openxmlformats.org/drawingml/2006/picture">
-                      <pic:pic>
-                        <pic:nvPicPr>
-                          <pic:cNvPr id="0" name="30fbaeda47054d73.png"/>
-                          <pic:cNvPicPr/>
-                        </pic:nvPicPr>
-                        <pic:blipFill>
-                          <a:blip r:embed="rId40"/>
-                          <a:stretch>
-                            <a:fillRect/>
-                          </a:stretch>
-                        </pic:blipFill>
-                        <pic:spPr>
-                          <a:xfrm>
-                            <a:off x="0" y="0"/>
-                            <a:ext cx="457200" cy="143256"/>
-                          </a:xfrm>
-                          <a:prstGeom prst="rect"/>
-                        </pic:spPr>
-                      </pic:pic>
-                    </a:graphicData>
-                  </a:graphic>
-                </wp:inline>
-              </w:drawing>
-            </w:r>
-          </w:p>
-          <w:p>
-            <w:pPr>
-              <w:spacing w:before="40" w:after="40"/>
-              <w:ind w:left="1300" w:hanging="380"/>
-            </w:pPr>
-            <w:r>
-              <w:rPr>
-                <w:rFonts w:ascii="FreeSerif" w:hAnsi="FreeSerif" w:eastAsia="FreeSerif"/>
-                <w:b w:val="0"/>
-                <w:i w:val="0"/>
-                <w:color w:val="1A1A1A"/>
-                <w:sz w:val="22"/>
-              </w:rPr>
-              <w:t xml:space="preserve">□   </w:t>
-            </w:r>
-            <w:r>
-              <w:rPr>
-                <w:b w:val="0"/>
-                <w:i w:val="0"/>
-                <w:color w:val="1A1A1A"/>
-                <w:sz w:val="22"/>
-              </w:rPr>
-              <w:t xml:space="preserve">F.  </w:t>
-            </w:r>
-            <w:r>
-              <w:drawing>
-                <wp:inline xmlns:a="http://schemas.openxmlformats.org/drawingml/2006/main" xmlns:pic="http://schemas.openxmlformats.org/drawingml/2006/picture">
-                  <wp:extent cx="182880" cy="118872"/>
-                  <wp:docPr id="35" name="Picture 35"/>
-                  <wp:cNvGraphicFramePr>
-                    <a:graphicFrameLocks noChangeAspect="1"/>
-                  </wp:cNvGraphicFramePr>
-                  <a:graphic>
-                    <a:graphicData uri="http://schemas.openxmlformats.org/drawingml/2006/picture">
-                      <pic:pic>
-                        <pic:nvPicPr>
-                          <pic:cNvPr id="0" name="3de0dc9a93f508f2.png"/>
-                          <pic:cNvPicPr/>
-                        </pic:nvPicPr>
-                        <pic:blipFill>
-                          <a:blip r:embed="rId41"/>
-                          <a:stretch>
-                            <a:fillRect/>
-                          </a:stretch>
-                        </pic:blipFill>
-                        <pic:spPr>
-                          <a:xfrm>
-                            <a:off x="0" y="0"/>
-                            <a:ext cx="182880" cy="118872"/>
                           </a:xfrm>
                           <a:prstGeom prst="rect"/>
                         </pic:spPr>
@@ -4364,7 +4364,7 @@
             <w:r>
               <w:drawing>
                 <wp:inline xmlns:a="http://schemas.openxmlformats.org/drawingml/2006/main" xmlns:pic="http://schemas.openxmlformats.org/drawingml/2006/picture">
-                  <wp:extent cx="365760" cy="146304"/>
+                  <wp:extent cx="216408" cy="146304"/>
                   <wp:docPr id="46" name="Picture 46"/>
                   <wp:cNvGraphicFramePr>
                     <a:graphicFrameLocks noChangeAspect="1"/>
@@ -4373,7 +4373,7 @@
                     <a:graphicData uri="http://schemas.openxmlformats.org/drawingml/2006/picture">
                       <pic:pic>
                         <pic:nvPicPr>
-                          <pic:cNvPr id="0" name="063ebaead75b02fb.png"/>
+                          <pic:cNvPr id="0" name="9203d99aaa94e296.png"/>
                           <pic:cNvPicPr/>
                         </pic:nvPicPr>
                         <pic:blipFill>
@@ -4385,7 +4385,7 @@
                         <pic:spPr>
                           <a:xfrm>
                             <a:off x="0" y="0"/>
-                            <a:ext cx="365760" cy="146304"/>
+                            <a:ext cx="216408" cy="146304"/>
                           </a:xfrm>
                           <a:prstGeom prst="rect"/>
                         </pic:spPr>
@@ -4423,7 +4423,7 @@
             <w:r>
               <w:drawing>
                 <wp:inline xmlns:a="http://schemas.openxmlformats.org/drawingml/2006/main" xmlns:pic="http://schemas.openxmlformats.org/drawingml/2006/picture">
-                  <wp:extent cx="283464" cy="146304"/>
+                  <wp:extent cx="365760" cy="146304"/>
                   <wp:docPr id="47" name="Picture 47"/>
                   <wp:cNvGraphicFramePr>
                     <a:graphicFrameLocks noChangeAspect="1"/>
@@ -4432,7 +4432,7 @@
                     <a:graphicData uri="http://schemas.openxmlformats.org/drawingml/2006/picture">
                       <pic:pic>
                         <pic:nvPicPr>
-                          <pic:cNvPr id="0" name="34b102609d8fdd0e.png"/>
+                          <pic:cNvPr id="0" name="063ebaead75b02fb.png"/>
                           <pic:cNvPicPr/>
                         </pic:nvPicPr>
                         <pic:blipFill>
@@ -4444,7 +4444,7 @@
                         <pic:spPr>
                           <a:xfrm>
                             <a:off x="0" y="0"/>
-                            <a:ext cx="283464" cy="146304"/>
+                            <a:ext cx="365760" cy="146304"/>
                           </a:xfrm>
                           <a:prstGeom prst="rect"/>
                         </pic:spPr>
@@ -4541,7 +4541,7 @@
             <w:r>
               <w:drawing>
                 <wp:inline xmlns:a="http://schemas.openxmlformats.org/drawingml/2006/main" xmlns:pic="http://schemas.openxmlformats.org/drawingml/2006/picture">
-                  <wp:extent cx="216408" cy="146304"/>
+                  <wp:extent cx="283464" cy="146304"/>
                   <wp:docPr id="49" name="Picture 49"/>
                   <wp:cNvGraphicFramePr>
                     <a:graphicFrameLocks noChangeAspect="1"/>
@@ -4550,7 +4550,7 @@
                     <a:graphicData uri="http://schemas.openxmlformats.org/drawingml/2006/picture">
                       <pic:pic>
                         <pic:nvPicPr>
-                          <pic:cNvPr id="0" name="9203d99aaa94e296.png"/>
+                          <pic:cNvPr id="0" name="34b102609d8fdd0e.png"/>
                           <pic:cNvPicPr/>
                         </pic:nvPicPr>
                         <pic:blipFill>
@@ -4562,7 +4562,7 @@
                         <pic:spPr>
                           <a:xfrm>
                             <a:off x="0" y="0"/>
-                            <a:ext cx="216408" cy="146304"/>
+                            <a:ext cx="283464" cy="146304"/>
                           </a:xfrm>
                           <a:prstGeom prst="rect"/>
                         </pic:spPr>
